--- a/Carlo Rondon CV ES.docx
+++ b/Carlo Rondon CV ES.docx
@@ -29,7 +29,7 @@
           <w:color w:val="555566"/>
           <w:sz w:val="24"/>
         </w:rPr>
-        <w:t>Data · Growth · Micro SaaS · IA</w:t>
+        <w:t>Estrategia Fintech &amp; Payments</w:t>
       </w:r>
     </w:p>
     <w:p>
@@ -76,7 +76,7 @@
           <w:color w:val="222233"/>
           <w:sz w:val="20"/>
         </w:rPr>
-        <w:t>Soy un perfil técnico que opera dentro del mundo financiero. Actualmente, como Ejecutivo de Corporate &amp; Large-Enterprise Banking en BBVA Perú, diseño arquitecturas de datos y pipelines ETL en la nube, integro y comercializo APIs de conectividad bancaria que enlazan los sistemas de clientes corporativos con el core del banco, y automatizo procesos con inteligencia artificial. Mi ventaja no es solo entender el negocio —lo entiendo, con más de seis años entre banca, fintech y consultoría, postgrado en management y certificaciones en ciencia de datos e ingeniería de datos en AWS—, sino dominar el stack que lo hace funcionar: SQL, Python, cloud, APIs y LLMs. En paralelo desarrollo micro-SaaS y herramientas con IA, lanzando soluciones digitales escalables en mercados donde la tecnología financiera aún tiene todo por construir.</w:t>
+        <w:t>En payments es donde me he hecho un nombre. Escalé una fintech de pagos de menos de 100 comercios a más de 40,000, elevé la conversión de comercios de 2% a 8%, optimicé el pricing y las promociones de un negocio de payments con más de 20,000 clientes activos y hoy comercializo las APIs de conectividad bancaria que mueven el dinero corporativo en tiempo real. Combino esa trayectoria comercial con un diferenciador técnico —arquitectura de datos, modelos de pricing, automatización con IA y el stack detrás (SQL, Python, cloud, APIs, LLMs)— así que no solo ejecuto estrategia de payments: la construyo. Más de seis años entre fintech, banca y consultoría, postgrado en management y certificaciones en ciencia de datos e ingeniería de datos en AWS. Mi foco ahora es la próxima frontera de los pagos en Latinoamérica: dinero más rápido, pricing más inteligente y productos que escalan.</w:t>
       </w:r>
     </w:p>
     <w:p>

--- a/Carlo Rondon CV ES.docx
+++ b/Carlo Rondon CV ES.docx
@@ -76,7 +76,7 @@
           <w:color w:val="222233"/>
           <w:sz w:val="20"/>
         </w:rPr>
-        <w:t>En payments es donde me he hecho un nombre. Escalé una fintech de pagos de menos de 100 comercios a más de 40,000, elevé la conversión de comercios de 2% a 8%, optimicé el pricing y las promociones de un negocio de payments con más de 20,000 clientes activos y hoy comercializo las APIs de conectividad bancaria que mueven el dinero corporativo en tiempo real. Combino esa trayectoria comercial con un diferenciador técnico —arquitectura de datos, modelos de pricing, automatización con IA y el stack detrás (SQL, Python, cloud, APIs, LLMs)— así que no solo ejecuto estrategia de payments: la construyo. Más de seis años entre fintech, banca y consultoría, postgrado en management y certificaciones en ciencia de datos e ingeniería de datos en AWS. Mi foco ahora es la próxima frontera de los pagos en Latinoamérica: dinero más rápido, pricing más inteligente y productos que escalan.</w:t>
+        <w:t>En payments es donde me he hecho un nombre. Escalé una fintech de pagos de menos de 100 comercios a más de 40,000, elevé la conversión de comercios de 2% a 8%, optimicé el pricing y las promociones de un negocio de payments con más de 20,000 clientes activos y hoy comercializo las APIs de conectividad bancaria que mueven el dinero corporativo en tiempo real. Combino esa trayectoria comercial con un diferenciador técnico —arquitectura de datos, modelos de pricing, automatización con IA y el stack detrás (SQL, Python, cloud, APIs, LLMs)— así que no solo ejecuto estrategia de payments: la construyo. Más de seis años entre fintech, banca y consultoría, postgrado en management y certificaciones en ciencia de datos y analítica en la nube. Mi foco ahora es la próxima frontera de los pagos en Latinoamérica: dinero más rápido, pricing más inteligente y productos que escalan.</w:t>
       </w:r>
     </w:p>
     <w:p>
@@ -2114,111 +2114,6 @@
     </w:p>
     <w:p>
       <w:pPr>
-        <w:spacing w:before="60" w:after="20"/>
-      </w:pPr>
-      <w:r>
-        <w:rPr>
-          <w:rFonts w:ascii="Calibri" w:hAnsi="Calibri"/>
-          <w:b/>
-          <w:i w:val="0"/>
-          <w:color w:val="B45E09"/>
-          <w:sz w:val="18"/>
-        </w:rPr>
-        <w:t xml:space="preserve">[En curso]  </w:t>
-      </w:r>
-      <w:r>
-        <w:rPr>
-          <w:rFonts w:ascii="Calibri" w:hAnsi="Calibri"/>
-          <w:b/>
-          <w:i w:val="0"/>
-          <w:color w:val="0A0A0A"/>
-          <w:sz w:val="20"/>
-        </w:rPr>
-        <w:t>Microsoft PL-300 · Power BI Data Analyst Associate</w:t>
-      </w:r>
-      <w:r>
-        <w:rPr>
-          <w:rFonts w:ascii="Calibri" w:hAnsi="Calibri"/>
-          <w:b w:val="0"/>
-          <w:i w:val="0"/>
-          <w:color w:val="555566"/>
-          <w:sz w:val="18"/>
-        </w:rPr>
-        <w:t xml:space="preserve">  —  Microsoft · 2025</w:t>
-      </w:r>
-    </w:p>
-    <w:p>
-      <w:pPr>
-        <w:spacing w:before="60" w:after="20"/>
-      </w:pPr>
-      <w:r>
-        <w:rPr>
-          <w:rFonts w:ascii="Calibri" w:hAnsi="Calibri"/>
-          <w:b/>
-          <w:i w:val="0"/>
-          <w:color w:val="B45E09"/>
-          <w:sz w:val="18"/>
-        </w:rPr>
-        <w:t xml:space="preserve">[En curso]  </w:t>
-      </w:r>
-      <w:r>
-        <w:rPr>
-          <w:rFonts w:ascii="Calibri" w:hAnsi="Calibri"/>
-          <w:b/>
-          <w:i w:val="0"/>
-          <w:color w:val="0A0A0A"/>
-          <w:sz w:val="20"/>
-        </w:rPr>
-        <w:t>Google Analytics 4</w:t>
-      </w:r>
-      <w:r>
-        <w:rPr>
-          <w:rFonts w:ascii="Calibri" w:hAnsi="Calibri"/>
-          <w:b w:val="0"/>
-          <w:i w:val="0"/>
-          <w:color w:val="555566"/>
-          <w:sz w:val="18"/>
-        </w:rPr>
-        <w:t xml:space="preserve">  —  Google Skillshop · 2025</w:t>
-      </w:r>
-    </w:p>
-    <w:p>
-      <w:pPr>
-        <w:spacing w:before="60" w:after="20"/>
-      </w:pPr>
-      <w:r>
-        <w:rPr>
-          <w:rFonts w:ascii="Calibri" w:hAnsi="Calibri"/>
-          <w:b/>
-          <w:i w:val="0"/>
-          <w:color w:val="B45E09"/>
-          <w:sz w:val="18"/>
-        </w:rPr>
-        <w:t xml:space="preserve">[En curso]  </w:t>
-      </w:r>
-      <w:r>
-        <w:rPr>
-          <w:rFonts w:ascii="Calibri" w:hAnsi="Calibri"/>
-          <w:b/>
-          <w:i w:val="0"/>
-          <w:color w:val="0A0A0A"/>
-          <w:sz w:val="20"/>
-        </w:rPr>
-        <w:t>AWS Certified Data Engineer – Associate (DEA-C01)</w:t>
-      </w:r>
-      <w:r>
-        <w:rPr>
-          <w:rFonts w:ascii="Calibri" w:hAnsi="Calibri"/>
-          <w:b w:val="0"/>
-          <w:i w:val="0"/>
-          <w:color w:val="555566"/>
-          <w:sz w:val="18"/>
-        </w:rPr>
-        <w:t xml:space="preserve">  —  Amazon · 2025</w:t>
-      </w:r>
-    </w:p>
-    <w:p>
-      <w:pPr>
         <w:spacing w:before="280" w:after="80"/>
         <w:pBdr>
           <w:bottom w:val="single" w:sz="4" w:space="4" w:color="DDDDDD"/>
